--- a/docs/Ofori_Prince_Phase1_Methods_R10.docx
+++ b/docs/Ofori_Prince_Phase1_Methods_R10.docx
@@ -525,7 +525,7 @@
           </w:tcPr>
           <w:p>
             <w:r>
-              <w:t>ccc62ad</w:t>
+              <w:t>96fa90f</w:t>
             </w:r>
             <w:r>
               <w:rPr>
@@ -664,7 +664,7 @@
           <w:color w:val="000000"/>
           <w:sz w:val="24"/>
         </w:rPr>
-        <w:t>KNUST sampling frame: registered Supply Chain Management students at KNUST across Years 2 to 4, estimated at 3200 students (Faculty of Business records; exact denominator to be confirmed). Data were collected on printed paper questionnaires, then transferred into a Google Sheet programmatically using a Google Apps Script. The script appended the paper responses in batches; a fault in the batch loop re-appended exactly two contiguous runs of already-entered rows: rows 1,589 to 2,683 (1,095 rows, re-appending earlier rows at a 500-row offset) and rows 3,184 to 4,121 (938 rows, re-appending rows 1 to 938). The 2,088 retained rows are the non-repeated rows 1 to 1,588 and 2,684 to 3,183. The export timestamps (6 to 7 July 2026, median gap 1.9 s) are transcription times, not response times, which is why no early-versus-late comparison is possible. The raw sheet contained 4121 rows; 2033 of these (49.3%) were exact-duplicate response patterns. Duplicates were removed before any modelling using an exact-match key over all 21 answered fields (Q1-Q10, Q13-Q23); where two or more rows shared a key, the first occurrence was retained and the rest discarded, leaving n = 2088 unique responses. Response rate: the raw count corresponds to 128.8% of the estimated frame (above 100% precisely because of the duplication), and the de-duplicated count to 65.2%. A non-response comparison of early versus late respondents was not possible because the export carries only a submission timestamp with no start time. Table M4a summarises the frame and removal.</w:t>
+        <w:t>KNUST sampling frame: registered Supply Chain Management students at KNUST across Years 2 to 4, estimated at 3200 students (Faculty of Business records; exact denominator to be confirmed). Data were collected on printed paper questionnaires, then typed manually into an Excel spreadsheet, then pushed to Google Forms in batches using a Google Apps Script. The script appended the paper responses in batches; a fault in the batch loop re-appended exactly two contiguous runs of already-entered rows: rows 1,589 to 2,683 (1,095 rows, re-appending earlier rows at a 500-row offset) and rows 3,184 to 4,121 (938 rows, re-appending rows 1 to 938). The 2,088 retained rows are the non-repeated rows 1 to 1,588 and 2,684 to 3,183. The export timestamps (6 to 7 July 2026, median gap 1.9 s) are transcription times, not response times, which is why no early-versus-late comparison is possible. The raw sheet contained 4121 rows; 2033 of these (49.3%) were exact-duplicate response patterns. Duplicates were removed before any modelling using an exact-match key over all 21 answered fields (Q1-Q10, Q13-Q23); where two or more rows shared a key, the first occurrence was retained and the rest discarded, leaving n = 2088 unique responses. Response rate: the raw count corresponds to 128.8% of the estimated frame (above 100% precisely because of the duplication), and the de-duplicated count to 65.2%. A non-response comparison of early versus late respondents was not possible because the export carries only a submission timestamp with no start time. Table M4a summarises the frame and removal.</w:t>
       </w:r>
     </w:p>
     <w:p>
@@ -1020,7 +1020,7 @@
           <w:color w:val="000000"/>
           <w:sz w:val="24"/>
         </w:rPr>
-        <w:t>De-duplication removed 2033 exact-duplicate rows as described in M4, before any partition and before the label median was computed. Missing items: Q11 and Q12 were empty for all 4121 rows. Q11 ("I know what steps to take if I suspect a cybersecurity incident") is a Knowledge item, so the Knowledge subscale is the five fielded items Q6-Q10. Q12 ("Cybersecurity is a personal responsibility") is an Attitude item, so the Attitude subscale is the five fielded items Q13-Q17. Exactly one Attitude item was lost. No item beyond Q11 and Q12 was affected. Straight-lining screening confirmed the retained rows are not uniform-response rows. Completion-time screening was not possible (submission timestamp only, no start time).</w:t>
+        <w:t>De-duplication removed 2033 exact-duplicate rows as described in M4, before any partition and before the label median was computed. Missing items: Q11 and Q12 were empty for all 4121 rows. Q11 ("I know what steps to take if I suspect a cybersecurity incident") is a Knowledge item, so the Knowledge subscale is the five fielded items Q6-Q10. Q12 ("Cybersecurity is a personal responsibility") is an Attitude item, so the Attitude subscale is the five fielded items Q13-Q17. Exactly one Attitude item was lost. No item beyond Q11 and Q12 was affected. Straight-lining screening found zero uniform-response rows among the 2,088 retained records. Completion-time screening was not possible (submission timestamp only, no start time).</w:t>
       </w:r>
     </w:p>
     <w:p>
@@ -1055,6 +1055,305 @@
         <w:t>KNUST Knowledge items: Q6 recognise phishing, Q7 understand a data breach, Q8 strong versus weak password, Q9 public Wi-Fi and VPN risk, Q10 explain social engineering. Attitude items: Q13-Q17. K_agg and A_agg are the subscale means; demographics Q1-Q5 are ordinal-encoded. Cronbach alpha (KNUST, de-duplicated): Knowledge 0.703, Attitude 0.603, Behaviour 0.709. The Attitude alpha is below 0.70, consistent with the loss of one Attitude item (Q12); this is stated as a limitation. Alpha values are reported here in Methods only and are not repeated in Results.</w:t>
       </w:r>
     </w:p>
+    <w:p>
+      <w:pPr>
+        <w:pStyle w:val="Normal"/>
+      </w:pPr>
+      <w:r>
+        <w:rPr>
+          <w:i/>
+        </w:rPr>
+        <w:t xml:space="preserve">Table M7a. Demographic feature encoding scheme.</w:t>
+      </w:r>
+    </w:p>
+    <w:p>
+      <w:pPr>
+        <w:pStyle w:val="Normal"/>
+      </w:pPr>
+      <w:r>
+        <w:t xml:space="preserve">Table M7a gives the encoding scheme for the five demographic predictors.</w:t>
+      </w:r>
+    </w:p>
+    <w:tbl>
+      <w:tblPr>
+        <w:tblStyle w:val="TableGrid"/>
+        <w:tblW w:w="8000" w:type="dxa"/>
+      </w:tblPr>
+      <w:tblGrid>
+        <w:gridCol w:w="1200"/>
+        <w:gridCol w:w="2000"/>
+        <w:gridCol w:w="2400"/>
+        <w:gridCol w:w="2400"/>
+      </w:tblGrid>
+      <w:tr>
+        <w:tc>
+          <w:tcPr>
+            <w:tcW w:w="1200" w:type="dxa"/>
+            <w:shd w:val="clear" w:color="auto" w:fill="CCCCCC"/>
+          </w:tcPr>
+          <w:p>
+            <w:r>
+              <w:rPr>
+                <w:b/>
+              </w:rPr>
+              <w:t>Item</w:t>
+            </w:r>
+          </w:p>
+        </w:tc>
+        <w:tc>
+          <w:tcPr>
+            <w:tcW w:w="2000" w:type="dxa"/>
+            <w:shd w:val="clear" w:color="auto" w:fill="CCCCCC"/>
+          </w:tcPr>
+          <w:p>
+            <w:r>
+              <w:rPr>
+                <w:b/>
+              </w:rPr>
+              <w:t>Type</w:t>
+            </w:r>
+          </w:p>
+        </w:tc>
+        <w:tc>
+          <w:tcPr>
+            <w:tcW w:w="2400" w:type="dxa"/>
+            <w:shd w:val="clear" w:color="auto" w:fill="CCCCCC"/>
+          </w:tcPr>
+          <w:p>
+            <w:r>
+              <w:rPr>
+                <w:b/>
+              </w:rPr>
+              <w:t>Levels</w:t>
+            </w:r>
+          </w:p>
+        </w:tc>
+        <w:tc>
+          <w:tcPr>
+            <w:tcW w:w="2400" w:type="dxa"/>
+            <w:shd w:val="clear" w:color="auto" w:fill="CCCCCC"/>
+          </w:tcPr>
+          <w:p>
+            <w:r>
+              <w:rPr>
+                <w:b/>
+              </w:rPr>
+              <w:t>Encoded values</w:t>
+            </w:r>
+          </w:p>
+        </w:tc>
+      </w:tr>
+      <w:tr>
+        <w:tc>
+          <w:tcPr>
+            <w:tcW w:w="1200" w:type="dxa"/>
+          </w:tcPr>
+          <w:p>
+            <w:r>
+              <w:t>Q1 Gender</w:t>
+            </w:r>
+          </w:p>
+        </w:tc>
+        <w:tc>
+          <w:tcPr>
+            <w:tcW w:w="2000" w:type="dxa"/>
+          </w:tcPr>
+          <w:p>
+            <w:r>
+              <w:t>Binary</w:t>
+            </w:r>
+          </w:p>
+        </w:tc>
+        <w:tc>
+          <w:tcPr>
+            <w:tcW w:w="2400" w:type="dxa"/>
+          </w:tcPr>
+          <w:p>
+            <w:r>
+              <w:t>Male, Female</w:t>
+            </w:r>
+          </w:p>
+        </w:tc>
+        <w:tc>
+          <w:tcPr>
+            <w:tcW w:w="2400" w:type="dxa"/>
+          </w:tcPr>
+          <w:p>
+            <w:r>
+              <w:t>Male=1, else=0</w:t>
+            </w:r>
+          </w:p>
+        </w:tc>
+      </w:tr>
+      <w:tr>
+        <w:tc>
+          <w:tcPr>
+            <w:tcW w:w="1200" w:type="dxa"/>
+          </w:tcPr>
+          <w:p>
+            <w:r>
+              <w:t>Q2 Year</w:t>
+            </w:r>
+          </w:p>
+        </w:tc>
+        <w:tc>
+          <w:tcPr>
+            <w:tcW w:w="2000" w:type="dxa"/>
+          </w:tcPr>
+          <w:p>
+            <w:r>
+              <w:t>Ordinal</w:t>
+            </w:r>
+          </w:p>
+        </w:tc>
+        <w:tc>
+          <w:tcPr>
+            <w:tcW w:w="2400" w:type="dxa"/>
+          </w:tcPr>
+          <w:p>
+            <w:r>
+              <w:t>Year 2, Year 3, Year 4</w:t>
+            </w:r>
+          </w:p>
+        </w:tc>
+        <w:tc>
+          <w:tcPr>
+            <w:tcW w:w="2400" w:type="dxa"/>
+          </w:tcPr>
+          <w:p>
+            <w:r>
+              <w:t>2, 3, 4</w:t>
+            </w:r>
+          </w:p>
+        </w:tc>
+      </w:tr>
+      <w:tr>
+        <w:tc>
+          <w:tcPr>
+            <w:tcW w:w="1200" w:type="dxa"/>
+          </w:tcPr>
+          <w:p>
+            <w:r>
+              <w:t>Q3 IT course</w:t>
+            </w:r>
+          </w:p>
+        </w:tc>
+        <w:tc>
+          <w:tcPr>
+            <w:tcW w:w="2000" w:type="dxa"/>
+          </w:tcPr>
+          <w:p>
+            <w:r>
+              <w:t>Binary</w:t>
+            </w:r>
+          </w:p>
+        </w:tc>
+        <w:tc>
+          <w:tcPr>
+            <w:tcW w:w="2400" w:type="dxa"/>
+          </w:tcPr>
+          <w:p>
+            <w:r>
+              <w:t>Yes, No</w:t>
+            </w:r>
+          </w:p>
+        </w:tc>
+        <w:tc>
+          <w:tcPr>
+            <w:tcW w:w="2400" w:type="dxa"/>
+          </w:tcPr>
+          <w:p>
+            <w:r>
+              <w:t>Yes=1, No=0</w:t>
+            </w:r>
+          </w:p>
+        </w:tc>
+      </w:tr>
+      <w:tr>
+        <w:tc>
+          <w:tcPr>
+            <w:tcW w:w="1200" w:type="dxa"/>
+          </w:tcPr>
+          <w:p>
+            <w:r>
+              <w:t>Q4 Internet years</w:t>
+            </w:r>
+          </w:p>
+        </w:tc>
+        <w:tc>
+          <w:tcPr>
+            <w:tcW w:w="2000" w:type="dxa"/>
+          </w:tcPr>
+          <w:p>
+            <w:r>
+              <w:t>Ordinal</w:t>
+            </w:r>
+          </w:p>
+        </w:tc>
+        <w:tc>
+          <w:tcPr>
+            <w:tcW w:w="2400" w:type="dxa"/>
+          </w:tcPr>
+          <w:p>
+            <w:r>
+              <w:t>Less than 2 yrs, 2-5 yrs, More than 5 yrs</w:t>
+            </w:r>
+          </w:p>
+        </w:tc>
+        <w:tc>
+          <w:tcPr>
+            <w:tcW w:w="2400" w:type="dxa"/>
+          </w:tcPr>
+          <w:p>
+            <w:r>
+              <w:t>1, 2, 3</w:t>
+            </w:r>
+          </w:p>
+        </w:tc>
+      </w:tr>
+      <w:tr>
+        <w:tc>
+          <w:tcPr>
+            <w:tcW w:w="1200" w:type="dxa"/>
+          </w:tcPr>
+          <w:p>
+            <w:r>
+              <w:t>Q5 Tool use</w:t>
+            </w:r>
+          </w:p>
+        </w:tc>
+        <w:tc>
+          <w:tcPr>
+            <w:tcW w:w="2000" w:type="dxa"/>
+          </w:tcPr>
+          <w:p>
+            <w:r>
+              <w:t>Ordinal</w:t>
+            </w:r>
+          </w:p>
+        </w:tc>
+        <w:tc>
+          <w:tcPr>
+            <w:tcW w:w="2400" w:type="dxa"/>
+          </w:tcPr>
+          <w:p>
+            <w:r>
+              <w:t>Rarely, Sometimes, Often, Very often</w:t>
+            </w:r>
+          </w:p>
+        </w:tc>
+        <w:tc>
+          <w:tcPr>
+            <w:tcW w:w="2400" w:type="dxa"/>
+          </w:tcPr>
+          <w:p>
+            <w:r>
+              <w:t>1, 2, 3, 4</w:t>
+            </w:r>
+          </w:p>
+        </w:tc>
+      </w:tr>
+    </w:tbl>
     <w:p>
       <w:pPr>
         <w:spacing w:after="120" w:line="360" w:lineRule="auto"/>
@@ -2246,7 +2545,7 @@
           <w:color w:val="000000"/>
           <w:sz w:val="24"/>
         </w:rPr>
-        <w:t>Python with scikit-learn, XGBoost and SHAP. Mean per-fold training time (KNUST): baseline 22.4 ms, WCE 26.1 ms; the difference is run-to-run scheduling noise, not a property of the weighting.</w:t>
+        <w:t>Python with scikit-learn, XGBoost and SHAP. Mean per-fold training time at matched depth (both models run at WCE-tuned depth): baseline 12.4 ms, WCE 12.7 ms on KNUST; baseline 10.5 ms, WCE 10.6 ms on Alzubaidi. The 0.3 ms or 0.1 ms difference is scheduling noise. No performance-per-cost claim is made.</w:t>
       </w:r>
     </w:p>
     <w:p>
@@ -2502,7 +2801,7 @@
                 <w:sz w:val="18"/>
                 <w:i/>
               </w:rPr>
-              <w:t>Answer: WCE is outperformed by Naive Bayes and Logistic Regression on KNUST and by Logistic Regression and Random Forest on Alzubaidi.</w:t>
+              <w:t>Answer: WCE is outperformed by Naive Bayes (p = 0.024) on KNUST; no comparator significantly beats WCE on Alzubaidi (WCE 0.6897 is the highest mean, though no pairwise comparison is significant).</w:t>
             </w:r>
           </w:p>
         </w:tc>
@@ -2921,7 +3220,7 @@
           <w:color w:val="000000"/>
           <w:sz w:val="24"/>
         </w:rPr>
-        <w:t>The full pipeline (kab_pipeline.py), both fold-level exports, summary_results.json and shap_importance.json are provided. The repository is to be made accessible to the verifier with the commit hash recorded here: ccc62ad069439628de77b98af63aa4c97c426899. Until the repository is accessible, full reproducibility cannot be independently confirmed; this is a stated limitation. The KNUST dataset is restricted under HuSSREC terms; the Alzubaidi dataset is public at doi:10.17632/fbs9mgmh4y.3.</w:t>
+        <w:t>The full pipeline (kab_pipeline.py), both fold-level exports, summary_results.json and shap_importance.json are provided. The repository is to be made accessible to the verifier with the commit hash recorded here: 96fa90f. Until the repository is accessible, full reproducibility cannot be independently confirmed; this is a stated limitation. The KNUST dataset is restricted under HuSSREC terms; the Alzubaidi dataset is public at doi:10.17632/fbs9mgmh4y.3.</w:t>
       </w:r>
     </w:p>
     <w:sectPr>
